--- a/tillsyn/A 50461-2025 tillsynsbegäran.docx
+++ b/tillsyn/A 50461-2025 tillsynsbegäran.docx
@@ -433,7 +433,7 @@
     <w:r>
       <w:tab/>
       <w:tab/>
-      <w:t>2025-10-16</w:t>
+      <w:t>2025-10-17</w:t>
       <w:br/>
       <w:br/>
     </w:r>

--- a/tillsyn/A 50461-2025 tillsynsbegäran.docx
+++ b/tillsyn/A 50461-2025 tillsynsbegäran.docx
@@ -433,7 +433,7 @@
     <w:r>
       <w:tab/>
       <w:tab/>
-      <w:t>2025-10-17</w:t>
+      <w:t>2025-10-18</w:t>
       <w:br/>
       <w:br/>
     </w:r>

--- a/tillsyn/A 50461-2025 tillsynsbegäran.docx
+++ b/tillsyn/A 50461-2025 tillsynsbegäran.docx
@@ -433,7 +433,7 @@
     <w:r>
       <w:tab/>
       <w:tab/>
-      <w:t>2025-10-18</w:t>
+      <w:t>2025-10-19</w:t>
       <w:br/>
       <w:br/>
     </w:r>

--- a/tillsyn/A 50461-2025 tillsynsbegäran.docx
+++ b/tillsyn/A 50461-2025 tillsynsbegäran.docx
@@ -433,7 +433,7 @@
     <w:r>
       <w:tab/>
       <w:tab/>
-      <w:t>2025-10-19</w:t>
+      <w:t>2025-10-20</w:t>
       <w:br/>
       <w:br/>
     </w:r>

--- a/tillsyn/A 50461-2025 tillsynsbegäran.docx
+++ b/tillsyn/A 50461-2025 tillsynsbegäran.docx
@@ -433,7 +433,7 @@
     <w:r>
       <w:tab/>
       <w:tab/>
-      <w:t>2025-10-20</w:t>
+      <w:t>2025-10-21</w:t>
       <w:br/>
       <w:br/>
     </w:r>

--- a/tillsyn/A 50461-2025 tillsynsbegäran.docx
+++ b/tillsyn/A 50461-2025 tillsynsbegäran.docx
@@ -433,7 +433,7 @@
     <w:r>
       <w:tab/>
       <w:tab/>
-      <w:t>2025-10-21</w:t>
+      <w:t>2025-10-22</w:t>
       <w:br/>
       <w:br/>
     </w:r>

--- a/tillsyn/A 50461-2025 tillsynsbegäran.docx
+++ b/tillsyn/A 50461-2025 tillsynsbegäran.docx
@@ -433,7 +433,7 @@
     <w:r>
       <w:tab/>
       <w:tab/>
-      <w:t>2025-10-22</w:t>
+      <w:t>2025-10-23</w:t>
       <w:br/>
       <w:br/>
     </w:r>

--- a/tillsyn/A 50461-2025 tillsynsbegäran.docx
+++ b/tillsyn/A 50461-2025 tillsynsbegäran.docx
@@ -433,7 +433,7 @@
     <w:r>
       <w:tab/>
       <w:tab/>
-      <w:t>2025-10-23</w:t>
+      <w:t>2025-10-24</w:t>
       <w:br/>
       <w:br/>
     </w:r>

--- a/tillsyn/A 50461-2025 tillsynsbegäran.docx
+++ b/tillsyn/A 50461-2025 tillsynsbegäran.docx
@@ -433,7 +433,7 @@
     <w:r>
       <w:tab/>
       <w:tab/>
-      <w:t>2025-10-24</w:t>
+      <w:t>2025-10-25</w:t>
       <w:br/>
       <w:br/>
     </w:r>

--- a/tillsyn/A 50461-2025 tillsynsbegäran.docx
+++ b/tillsyn/A 50461-2025 tillsynsbegäran.docx
@@ -433,7 +433,7 @@
     <w:r>
       <w:tab/>
       <w:tab/>
-      <w:t>2025-10-25</w:t>
+      <w:t>2025-10-26</w:t>
       <w:br/>
       <w:br/>
     </w:r>

--- a/tillsyn/A 50461-2025 tillsynsbegäran.docx
+++ b/tillsyn/A 50461-2025 tillsynsbegäran.docx
@@ -433,7 +433,7 @@
     <w:r>
       <w:tab/>
       <w:tab/>
-      <w:t>2025-10-26</w:t>
+      <w:t>2025-10-27</w:t>
       <w:br/>
       <w:br/>
     </w:r>

--- a/tillsyn/A 50461-2025 tillsynsbegäran.docx
+++ b/tillsyn/A 50461-2025 tillsynsbegäran.docx
@@ -433,7 +433,7 @@
     <w:r>
       <w:tab/>
       <w:tab/>
-      <w:t>2025-10-27</w:t>
+      <w:t>2025-10-28</w:t>
       <w:br/>
       <w:br/>
     </w:r>

--- a/tillsyn/A 50461-2025 tillsynsbegäran.docx
+++ b/tillsyn/A 50461-2025 tillsynsbegäran.docx
@@ -433,7 +433,7 @@
     <w:r>
       <w:tab/>
       <w:tab/>
-      <w:t>2025-10-28</w:t>
+      <w:t>2025-10-29</w:t>
       <w:br/>
       <w:br/>
     </w:r>

--- a/tillsyn/A 50461-2025 tillsynsbegäran.docx
+++ b/tillsyn/A 50461-2025 tillsynsbegäran.docx
@@ -433,7 +433,7 @@
     <w:r>
       <w:tab/>
       <w:tab/>
-      <w:t>2025-10-29</w:t>
+      <w:t>2025-10-30</w:t>
       <w:br/>
       <w:br/>
     </w:r>

--- a/tillsyn/A 50461-2025 tillsynsbegäran.docx
+++ b/tillsyn/A 50461-2025 tillsynsbegäran.docx
@@ -433,7 +433,7 @@
     <w:r>
       <w:tab/>
       <w:tab/>
-      <w:t>2025-10-30</w:t>
+      <w:t>2025-10-31</w:t>
       <w:br/>
       <w:br/>
     </w:r>

--- a/tillsyn/A 50461-2025 tillsynsbegäran.docx
+++ b/tillsyn/A 50461-2025 tillsynsbegäran.docx
@@ -433,7 +433,7 @@
     <w:r>
       <w:tab/>
       <w:tab/>
-      <w:t>2025-10-31</w:t>
+      <w:t>2025-11-01</w:t>
       <w:br/>
       <w:br/>
     </w:r>

--- a/tillsyn/A 50461-2025 tillsynsbegäran.docx
+++ b/tillsyn/A 50461-2025 tillsynsbegäran.docx
@@ -433,7 +433,7 @@
     <w:r>
       <w:tab/>
       <w:tab/>
-      <w:t>2025-11-01</w:t>
+      <w:t>2025-11-02</w:t>
       <w:br/>
       <w:br/>
     </w:r>

--- a/tillsyn/A 50461-2025 tillsynsbegäran.docx
+++ b/tillsyn/A 50461-2025 tillsynsbegäran.docx
@@ -433,7 +433,7 @@
     <w:r>
       <w:tab/>
       <w:tab/>
-      <w:t>2025-11-02</w:t>
+      <w:t>2025-11-03</w:t>
       <w:br/>
       <w:br/>
     </w:r>

--- a/tillsyn/A 50461-2025 tillsynsbegäran.docx
+++ b/tillsyn/A 50461-2025 tillsynsbegäran.docx
@@ -433,7 +433,7 @@
     <w:r>
       <w:tab/>
       <w:tab/>
-      <w:t>2025-11-03</w:t>
+      <w:t>2025-11-04</w:t>
       <w:br/>
       <w:br/>
     </w:r>

--- a/tillsyn/A 50461-2025 tillsynsbegäran.docx
+++ b/tillsyn/A 50461-2025 tillsynsbegäran.docx
@@ -433,7 +433,7 @@
     <w:r>
       <w:tab/>
       <w:tab/>
-      <w:t>2025-11-04</w:t>
+      <w:t>2025-11-05</w:t>
       <w:br/>
       <w:br/>
     </w:r>

--- a/tillsyn/A 50461-2025 tillsynsbegäran.docx
+++ b/tillsyn/A 50461-2025 tillsynsbegäran.docx
@@ -433,7 +433,7 @@
     <w:r>
       <w:tab/>
       <w:tab/>
-      <w:t>2025-11-05</w:t>
+      <w:t>2025-11-06</w:t>
       <w:br/>
       <w:br/>
     </w:r>

--- a/tillsyn/A 50461-2025 tillsynsbegäran.docx
+++ b/tillsyn/A 50461-2025 tillsynsbegäran.docx
@@ -433,7 +433,7 @@
     <w:r>
       <w:tab/>
       <w:tab/>
-      <w:t>2025-11-06</w:t>
+      <w:t>2025-11-07</w:t>
       <w:br/>
       <w:br/>
     </w:r>

--- a/tillsyn/A 50461-2025 tillsynsbegäran.docx
+++ b/tillsyn/A 50461-2025 tillsynsbegäran.docx
@@ -433,7 +433,7 @@
     <w:r>
       <w:tab/>
       <w:tab/>
-      <w:t>2025-11-07</w:t>
+      <w:t>2025-11-08</w:t>
       <w:br/>
       <w:br/>
     </w:r>

--- a/tillsyn/A 50461-2025 tillsynsbegäran.docx
+++ b/tillsyn/A 50461-2025 tillsynsbegäran.docx
@@ -433,7 +433,7 @@
     <w:r>
       <w:tab/>
       <w:tab/>
-      <w:t>2025-11-08</w:t>
+      <w:t>2025-11-09</w:t>
       <w:br/>
       <w:br/>
     </w:r>

--- a/tillsyn/A 50461-2025 tillsynsbegäran.docx
+++ b/tillsyn/A 50461-2025 tillsynsbegäran.docx
@@ -433,7 +433,7 @@
     <w:r>
       <w:tab/>
       <w:tab/>
-      <w:t>2025-11-09</w:t>
+      <w:t>2025-11-10</w:t>
       <w:br/>
       <w:br/>
     </w:r>

--- a/tillsyn/A 50461-2025 tillsynsbegäran.docx
+++ b/tillsyn/A 50461-2025 tillsynsbegäran.docx
@@ -433,7 +433,7 @@
     <w:r>
       <w:tab/>
       <w:tab/>
-      <w:t>2025-11-10</w:t>
+      <w:t>2025-11-11</w:t>
       <w:br/>
       <w:br/>
     </w:r>

--- a/tillsyn/A 50461-2025 tillsynsbegäran.docx
+++ b/tillsyn/A 50461-2025 tillsynsbegäran.docx
@@ -433,7 +433,7 @@
     <w:r>
       <w:tab/>
       <w:tab/>
-      <w:t>2025-11-11</w:t>
+      <w:t>2025-11-12</w:t>
       <w:br/>
       <w:br/>
     </w:r>

--- a/tillsyn/A 50461-2025 tillsynsbegäran.docx
+++ b/tillsyn/A 50461-2025 tillsynsbegäran.docx
@@ -433,7 +433,7 @@
     <w:r>
       <w:tab/>
       <w:tab/>
-      <w:t>2025-11-12</w:t>
+      <w:t>2025-11-13</w:t>
       <w:br/>
       <w:br/>
     </w:r>

--- a/tillsyn/A 50461-2025 tillsynsbegäran.docx
+++ b/tillsyn/A 50461-2025 tillsynsbegäran.docx
@@ -433,7 +433,7 @@
     <w:r>
       <w:tab/>
       <w:tab/>
-      <w:t>2025-11-13</w:t>
+      <w:t>2025-11-14</w:t>
       <w:br/>
       <w:br/>
     </w:r>

--- a/tillsyn/A 50461-2025 tillsynsbegäran.docx
+++ b/tillsyn/A 50461-2025 tillsynsbegäran.docx
@@ -433,7 +433,7 @@
     <w:r>
       <w:tab/>
       <w:tab/>
-      <w:t>2025-11-14</w:t>
+      <w:t>2025-11-15</w:t>
       <w:br/>
       <w:br/>
     </w:r>

--- a/tillsyn/A 50461-2025 tillsynsbegäran.docx
+++ b/tillsyn/A 50461-2025 tillsynsbegäran.docx
@@ -433,7 +433,7 @@
     <w:r>
       <w:tab/>
       <w:tab/>
-      <w:t>2025-11-15</w:t>
+      <w:t>2025-11-20</w:t>
       <w:br/>
       <w:br/>
     </w:r>

--- a/tillsyn/A 50461-2025 tillsynsbegäran.docx
+++ b/tillsyn/A 50461-2025 tillsynsbegäran.docx
@@ -433,7 +433,7 @@
     <w:r>
       <w:tab/>
       <w:tab/>
-      <w:t>2025-11-20</w:t>
+      <w:t>2025-11-21</w:t>
       <w:br/>
       <w:br/>
     </w:r>

--- a/tillsyn/A 50461-2025 tillsynsbegäran.docx
+++ b/tillsyn/A 50461-2025 tillsynsbegäran.docx
@@ -433,7 +433,7 @@
     <w:r>
       <w:tab/>
       <w:tab/>
-      <w:t>2025-11-21</w:t>
+      <w:t>2025-11-22</w:t>
       <w:br/>
       <w:br/>
     </w:r>

--- a/tillsyn/A 50461-2025 tillsynsbegäran.docx
+++ b/tillsyn/A 50461-2025 tillsynsbegäran.docx
@@ -433,7 +433,7 @@
     <w:r>
       <w:tab/>
       <w:tab/>
-      <w:t>2025-11-22</w:t>
+      <w:t>2025-11-23</w:t>
       <w:br/>
       <w:br/>
     </w:r>

--- a/tillsyn/A 50461-2025 tillsynsbegäran.docx
+++ b/tillsyn/A 50461-2025 tillsynsbegäran.docx
@@ -433,7 +433,7 @@
     <w:r>
       <w:tab/>
       <w:tab/>
-      <w:t>2025-11-23</w:t>
+      <w:t>2025-11-24</w:t>
       <w:br/>
       <w:br/>
     </w:r>

--- a/tillsyn/A 50461-2025 tillsynsbegäran.docx
+++ b/tillsyn/A 50461-2025 tillsynsbegäran.docx
@@ -433,7 +433,7 @@
     <w:r>
       <w:tab/>
       <w:tab/>
-      <w:t>2025-11-24</w:t>
+      <w:t>2025-11-25</w:t>
       <w:br/>
       <w:br/>
     </w:r>

--- a/tillsyn/A 50461-2025 tillsynsbegäran.docx
+++ b/tillsyn/A 50461-2025 tillsynsbegäran.docx
@@ -433,7 +433,7 @@
     <w:r>
       <w:tab/>
       <w:tab/>
-      <w:t>2025-11-25</w:t>
+      <w:t>2025-11-26</w:t>
       <w:br/>
       <w:br/>
     </w:r>

--- a/tillsyn/A 50461-2025 tillsynsbegäran.docx
+++ b/tillsyn/A 50461-2025 tillsynsbegäran.docx
@@ -433,7 +433,7 @@
     <w:r>
       <w:tab/>
       <w:tab/>
-      <w:t>2025-11-26</w:t>
+      <w:t>2025-11-27</w:t>
       <w:br/>
       <w:br/>
     </w:r>

--- a/tillsyn/A 50461-2025 tillsynsbegäran.docx
+++ b/tillsyn/A 50461-2025 tillsynsbegäran.docx
@@ -433,7 +433,7 @@
     <w:r>
       <w:tab/>
       <w:tab/>
-      <w:t>2025-11-27</w:t>
+      <w:t>2025-11-28</w:t>
       <w:br/>
       <w:br/>
     </w:r>

--- a/tillsyn/A 50461-2025 tillsynsbegäran.docx
+++ b/tillsyn/A 50461-2025 tillsynsbegäran.docx
@@ -433,7 +433,7 @@
     <w:r>
       <w:tab/>
       <w:tab/>
-      <w:t>2025-11-28</w:t>
+      <w:t>2025-11-29</w:t>
       <w:br/>
       <w:br/>
     </w:r>

--- a/tillsyn/A 50461-2025 tillsynsbegäran.docx
+++ b/tillsyn/A 50461-2025 tillsynsbegäran.docx
@@ -433,7 +433,7 @@
     <w:r>
       <w:tab/>
       <w:tab/>
-      <w:t>2025-11-29</w:t>
+      <w:t>2025-11-30</w:t>
       <w:br/>
       <w:br/>
     </w:r>

--- a/tillsyn/A 50461-2025 tillsynsbegäran.docx
+++ b/tillsyn/A 50461-2025 tillsynsbegäran.docx
@@ -433,7 +433,7 @@
     <w:r>
       <w:tab/>
       <w:tab/>
-      <w:t>2025-11-30</w:t>
+      <w:t>2025-12-01</w:t>
       <w:br/>
       <w:br/>
     </w:r>

--- a/tillsyn/A 50461-2025 tillsynsbegäran.docx
+++ b/tillsyn/A 50461-2025 tillsynsbegäran.docx
@@ -433,7 +433,7 @@
     <w:r>
       <w:tab/>
       <w:tab/>
-      <w:t>2025-12-01</w:t>
+      <w:t>2025-12-02</w:t>
       <w:br/>
       <w:br/>
     </w:r>

--- a/tillsyn/A 50461-2025 tillsynsbegäran.docx
+++ b/tillsyn/A 50461-2025 tillsynsbegäran.docx
@@ -433,7 +433,7 @@
     <w:r>
       <w:tab/>
       <w:tab/>
-      <w:t>2025-12-02</w:t>
+      <w:t>2025-12-03</w:t>
       <w:br/>
       <w:br/>
     </w:r>

--- a/tillsyn/A 50461-2025 tillsynsbegäran.docx
+++ b/tillsyn/A 50461-2025 tillsynsbegäran.docx
@@ -433,7 +433,7 @@
     <w:r>
       <w:tab/>
       <w:tab/>
-      <w:t>2025-12-03</w:t>
+      <w:t>2025-12-04</w:t>
       <w:br/>
       <w:br/>
     </w:r>

--- a/tillsyn/A 50461-2025 tillsynsbegäran.docx
+++ b/tillsyn/A 50461-2025 tillsynsbegäran.docx
@@ -433,7 +433,7 @@
     <w:r>
       <w:tab/>
       <w:tab/>
-      <w:t>2025-12-04</w:t>
+      <w:t>2025-12-05</w:t>
       <w:br/>
       <w:br/>
     </w:r>

--- a/tillsyn/A 50461-2025 tillsynsbegäran.docx
+++ b/tillsyn/A 50461-2025 tillsynsbegäran.docx
@@ -433,7 +433,7 @@
     <w:r>
       <w:tab/>
       <w:tab/>
-      <w:t>2025-12-05</w:t>
+      <w:t>2025-12-06</w:t>
       <w:br/>
       <w:br/>
     </w:r>

--- a/tillsyn/A 50461-2025 tillsynsbegäran.docx
+++ b/tillsyn/A 50461-2025 tillsynsbegäran.docx
@@ -433,7 +433,7 @@
     <w:r>
       <w:tab/>
       <w:tab/>
-      <w:t>2025-12-06</w:t>
+      <w:t>2025-12-07</w:t>
       <w:br/>
       <w:br/>
     </w:r>

--- a/tillsyn/A 50461-2025 tillsynsbegäran.docx
+++ b/tillsyn/A 50461-2025 tillsynsbegäran.docx
@@ -433,7 +433,7 @@
     <w:r>
       <w:tab/>
       <w:tab/>
-      <w:t>2025-12-07</w:t>
+      <w:t>2025-12-08</w:t>
       <w:br/>
       <w:br/>
     </w:r>

--- a/tillsyn/A 50461-2025 tillsynsbegäran.docx
+++ b/tillsyn/A 50461-2025 tillsynsbegäran.docx
@@ -433,7 +433,7 @@
     <w:r>
       <w:tab/>
       <w:tab/>
-      <w:t>2025-12-08</w:t>
+      <w:t>2025-12-09</w:t>
       <w:br/>
       <w:br/>
     </w:r>

--- a/tillsyn/A 50461-2025 tillsynsbegäran.docx
+++ b/tillsyn/A 50461-2025 tillsynsbegäran.docx
@@ -433,7 +433,7 @@
     <w:r>
       <w:tab/>
       <w:tab/>
-      <w:t>2025-12-09</w:t>
+      <w:t>2025-12-10</w:t>
       <w:br/>
       <w:br/>
     </w:r>

--- a/tillsyn/A 50461-2025 tillsynsbegäran.docx
+++ b/tillsyn/A 50461-2025 tillsynsbegäran.docx
@@ -433,7 +433,7 @@
     <w:r>
       <w:tab/>
       <w:tab/>
-      <w:t>2025-12-10</w:t>
+      <w:t>2025-12-11</w:t>
       <w:br/>
       <w:br/>
     </w:r>

--- a/tillsyn/A 50461-2025 tillsynsbegäran.docx
+++ b/tillsyn/A 50461-2025 tillsynsbegäran.docx
@@ -433,7 +433,7 @@
     <w:r>
       <w:tab/>
       <w:tab/>
-      <w:t>2025-12-11</w:t>
+      <w:t>2025-12-12</w:t>
       <w:br/>
       <w:br/>
     </w:r>

--- a/tillsyn/A 50461-2025 tillsynsbegäran.docx
+++ b/tillsyn/A 50461-2025 tillsynsbegäran.docx
@@ -433,7 +433,7 @@
     <w:r>
       <w:tab/>
       <w:tab/>
-      <w:t>2025-12-12</w:t>
+      <w:t>2025-12-13</w:t>
       <w:br/>
       <w:br/>
     </w:r>

--- a/tillsyn/A 50461-2025 tillsynsbegäran.docx
+++ b/tillsyn/A 50461-2025 tillsynsbegäran.docx
@@ -433,7 +433,7 @@
     <w:r>
       <w:tab/>
       <w:tab/>
-      <w:t>2025-12-19</w:t>
+      <w:t>2025-12-20</w:t>
       <w:br/>
       <w:br/>
     </w:r>

--- a/tillsyn/A 50461-2025 tillsynsbegäran.docx
+++ b/tillsyn/A 50461-2025 tillsynsbegäran.docx
@@ -433,7 +433,7 @@
     <w:r>
       <w:tab/>
       <w:tab/>
-      <w:t>2025-12-20</w:t>
+      <w:t>2025-12-21</w:t>
       <w:br/>
       <w:br/>
     </w:r>

--- a/tillsyn/A 50461-2025 tillsynsbegäran.docx
+++ b/tillsyn/A 50461-2025 tillsynsbegäran.docx
@@ -433,7 +433,7 @@
     <w:r>
       <w:tab/>
       <w:tab/>
-      <w:t>2025-12-21</w:t>
+      <w:t>2025-12-22</w:t>
       <w:br/>
       <w:br/>
     </w:r>

--- a/tillsyn/A 50461-2025 tillsynsbegäran.docx
+++ b/tillsyn/A 50461-2025 tillsynsbegäran.docx
@@ -433,7 +433,7 @@
     <w:r>
       <w:tab/>
       <w:tab/>
-      <w:t>2025-12-22</w:t>
+      <w:t>2025-12-26</w:t>
       <w:br/>
       <w:br/>
     </w:r>

--- a/tillsyn/A 50461-2025 tillsynsbegäran.docx
+++ b/tillsyn/A 50461-2025 tillsynsbegäran.docx
@@ -433,7 +433,7 @@
     <w:r>
       <w:tab/>
       <w:tab/>
-      <w:t>2025-12-26</w:t>
+      <w:t>2025-12-28</w:t>
       <w:br/>
       <w:br/>
     </w:r>

--- a/tillsyn/A 50461-2025 tillsynsbegäran.docx
+++ b/tillsyn/A 50461-2025 tillsynsbegäran.docx
@@ -433,7 +433,7 @@
     <w:r>
       <w:tab/>
       <w:tab/>
-      <w:t>2025-12-28</w:t>
+      <w:t>2025-12-29</w:t>
       <w:br/>
       <w:br/>
     </w:r>

--- a/tillsyn/A 50461-2025 tillsynsbegäran.docx
+++ b/tillsyn/A 50461-2025 tillsynsbegäran.docx
@@ -433,7 +433,7 @@
     <w:r>
       <w:tab/>
       <w:tab/>
-      <w:t>2025-12-29</w:t>
+      <w:t>2025-12-30</w:t>
       <w:br/>
       <w:br/>
     </w:r>

--- a/tillsyn/A 50461-2025 tillsynsbegäran.docx
+++ b/tillsyn/A 50461-2025 tillsynsbegäran.docx
@@ -433,7 +433,7 @@
     <w:r>
       <w:tab/>
       <w:tab/>
-      <w:t>2025-12-30</w:t>
+      <w:t>2025-12-31</w:t>
       <w:br/>
       <w:br/>
     </w:r>

--- a/tillsyn/A 50461-2025 tillsynsbegäran.docx
+++ b/tillsyn/A 50461-2025 tillsynsbegäran.docx
@@ -433,7 +433,7 @@
     <w:r>
       <w:tab/>
       <w:tab/>
-      <w:t>2025-12-31</w:t>
+      <w:t>2026-01-03</w:t>
       <w:br/>
       <w:br/>
     </w:r>

--- a/tillsyn/A 50461-2025 tillsynsbegäran.docx
+++ b/tillsyn/A 50461-2025 tillsynsbegäran.docx
@@ -433,7 +433,7 @@
     <w:r>
       <w:tab/>
       <w:tab/>
-      <w:t>2026-01-07</w:t>
+      <w:t>2026-01-08</w:t>
       <w:br/>
       <w:br/>
     </w:r>

--- a/tillsyn/A 50461-2025 tillsynsbegäran.docx
+++ b/tillsyn/A 50461-2025 tillsynsbegäran.docx
@@ -433,7 +433,7 @@
     <w:r>
       <w:tab/>
       <w:tab/>
-      <w:t>2026-01-08</w:t>
+      <w:t>2026-01-09</w:t>
       <w:br/>
       <w:br/>
     </w:r>

--- a/tillsyn/A 50461-2025 tillsynsbegäran.docx
+++ b/tillsyn/A 50461-2025 tillsynsbegäran.docx
@@ -433,7 +433,7 @@
     <w:r>
       <w:tab/>
       <w:tab/>
-      <w:t>2026-01-09</w:t>
+      <w:t>2026-01-10</w:t>
       <w:br/>
       <w:br/>
     </w:r>

--- a/tillsyn/A 50461-2025 tillsynsbegäran.docx
+++ b/tillsyn/A 50461-2025 tillsynsbegäran.docx
@@ -433,7 +433,7 @@
     <w:r>
       <w:tab/>
       <w:tab/>
-      <w:t>2026-01-10</w:t>
+      <w:t>2026-01-11</w:t>
       <w:br/>
       <w:br/>
     </w:r>

--- a/tillsyn/A 50461-2025 tillsynsbegäran.docx
+++ b/tillsyn/A 50461-2025 tillsynsbegäran.docx
@@ -433,7 +433,7 @@
     <w:r>
       <w:tab/>
       <w:tab/>
-      <w:t>2026-01-11</w:t>
+      <w:t>2026-01-12</w:t>
       <w:br/>
       <w:br/>
     </w:r>

--- a/tillsyn/A 50461-2025 tillsynsbegäran.docx
+++ b/tillsyn/A 50461-2025 tillsynsbegäran.docx
@@ -433,7 +433,7 @@
     <w:r>
       <w:tab/>
       <w:tab/>
-      <w:t>2026-01-12</w:t>
+      <w:t>2026-01-13</w:t>
       <w:br/>
       <w:br/>
     </w:r>

--- a/tillsyn/A 50461-2025 tillsynsbegäran.docx
+++ b/tillsyn/A 50461-2025 tillsynsbegäran.docx
@@ -433,7 +433,7 @@
     <w:r>
       <w:tab/>
       <w:tab/>
-      <w:t>2026-01-13</w:t>
+      <w:t>2026-01-14</w:t>
       <w:br/>
       <w:br/>
     </w:r>

--- a/tillsyn/A 50461-2025 tillsynsbegäran.docx
+++ b/tillsyn/A 50461-2025 tillsynsbegäran.docx
@@ -433,7 +433,7 @@
     <w:r>
       <w:tab/>
       <w:tab/>
-      <w:t>2026-01-14</w:t>
+      <w:t>2026-01-15</w:t>
       <w:br/>
       <w:br/>
     </w:r>

--- a/tillsyn/A 50461-2025 tillsynsbegäran.docx
+++ b/tillsyn/A 50461-2025 tillsynsbegäran.docx
@@ -433,7 +433,7 @@
     <w:r>
       <w:tab/>
       <w:tab/>
-      <w:t>2026-01-15</w:t>
+      <w:t>2026-01-16</w:t>
       <w:br/>
       <w:br/>
     </w:r>

--- a/tillsyn/A 50461-2025 tillsynsbegäran.docx
+++ b/tillsyn/A 50461-2025 tillsynsbegäran.docx
@@ -433,7 +433,7 @@
     <w:r>
       <w:tab/>
       <w:tab/>
-      <w:t>2026-01-16</w:t>
+      <w:t>2026-01-17</w:t>
       <w:br/>
       <w:br/>
     </w:r>

--- a/tillsyn/A 50461-2025 tillsynsbegäran.docx
+++ b/tillsyn/A 50461-2025 tillsynsbegäran.docx
@@ -433,7 +433,7 @@
     <w:r>
       <w:tab/>
       <w:tab/>
-      <w:t>2026-01-17</w:t>
+      <w:t>2026-01-18</w:t>
       <w:br/>
       <w:br/>
     </w:r>

--- a/tillsyn/A 50461-2025 tillsynsbegäran.docx
+++ b/tillsyn/A 50461-2025 tillsynsbegäran.docx
@@ -433,7 +433,7 @@
     <w:r>
       <w:tab/>
       <w:tab/>
-      <w:t>2026-01-18</w:t>
+      <w:t>2026-01-19</w:t>
       <w:br/>
       <w:br/>
     </w:r>

--- a/tillsyn/A 50461-2025 tillsynsbegäran.docx
+++ b/tillsyn/A 50461-2025 tillsynsbegäran.docx
@@ -433,7 +433,7 @@
     <w:r>
       <w:tab/>
       <w:tab/>
-      <w:t>2026-01-19</w:t>
+      <w:t>2026-01-20</w:t>
       <w:br/>
       <w:br/>
     </w:r>

--- a/tillsyn/A 50461-2025 tillsynsbegäran.docx
+++ b/tillsyn/A 50461-2025 tillsynsbegäran.docx
@@ -433,7 +433,7 @@
     <w:r>
       <w:tab/>
       <w:tab/>
-      <w:t>2026-01-20</w:t>
+      <w:t>2026-01-21</w:t>
       <w:br/>
       <w:br/>
     </w:r>

--- a/tillsyn/A 50461-2025 tillsynsbegäran.docx
+++ b/tillsyn/A 50461-2025 tillsynsbegäran.docx
@@ -433,7 +433,7 @@
     <w:r>
       <w:tab/>
       <w:tab/>
-      <w:t>2026-01-21</w:t>
+      <w:t>2026-01-23</w:t>
       <w:br/>
       <w:br/>
     </w:r>

--- a/tillsyn/A 50461-2025 tillsynsbegäran.docx
+++ b/tillsyn/A 50461-2025 tillsynsbegäran.docx
@@ -433,7 +433,7 @@
     <w:r>
       <w:tab/>
       <w:tab/>
-      <w:t>2026-01-23</w:t>
+      <w:t>2026-01-24</w:t>
       <w:br/>
       <w:br/>
     </w:r>

--- a/tillsyn/A 50461-2025 tillsynsbegäran.docx
+++ b/tillsyn/A 50461-2025 tillsynsbegäran.docx
@@ -433,7 +433,7 @@
     <w:r>
       <w:tab/>
       <w:tab/>
-      <w:t>2026-01-24</w:t>
+      <w:t>2026-01-25</w:t>
       <w:br/>
       <w:br/>
     </w:r>

--- a/tillsyn/A 50461-2025 tillsynsbegäran.docx
+++ b/tillsyn/A 50461-2025 tillsynsbegäran.docx
@@ -433,7 +433,7 @@
     <w:r>
       <w:tab/>
       <w:tab/>
-      <w:t>2026-01-25</w:t>
+      <w:t>2026-01-26</w:t>
       <w:br/>
       <w:br/>
     </w:r>

--- a/tillsyn/A 50461-2025 tillsynsbegäran.docx
+++ b/tillsyn/A 50461-2025 tillsynsbegäran.docx
@@ -433,7 +433,7 @@
     <w:r>
       <w:tab/>
       <w:tab/>
-      <w:t>2026-01-26</w:t>
+      <w:t>2026-01-27</w:t>
       <w:br/>
       <w:br/>
     </w:r>

--- a/tillsyn/A 50461-2025 tillsynsbegäran.docx
+++ b/tillsyn/A 50461-2025 tillsynsbegäran.docx
@@ -433,7 +433,7 @@
     <w:r>
       <w:tab/>
       <w:tab/>
-      <w:t>2026-01-27</w:t>
+      <w:t>2026-01-28</w:t>
       <w:br/>
       <w:br/>
     </w:r>

--- a/tillsyn/A 50461-2025 tillsynsbegäran.docx
+++ b/tillsyn/A 50461-2025 tillsynsbegäran.docx
@@ -98,7 +98,16 @@
         <w:t xml:space="preserve">Blå taggsvamp (NT) </w:t>
       </w:r>
       <w:r>
-        <w:t>är en karaktärsart i såväl örtrika kalkbarrskogar som i torra sandtallskogar där det föreligger gammal skog med långvarig trädkontinuitet. Är sällsynt och mycket kravfull i södra och mellersta Sverige. Den hotas främst av skogsavverkning och tycks försvinna efter slutavverkning, markberedning och plantering. I kalkgranskogar verkar arten vara mycket känslig. Granskogar med arten bör formellt skydddas (SLU Artdatabanken, 2024; Nitare &amp; Skogsstyrelsen, 2019).</w:t>
+        <w:t xml:space="preserve">är en karaktärsart i såväl örtrika kalkbarrskogar som i torra sandtallskogar där det föreligger gammal skog med långvarig trädkontinuitet. Är sällsynt och mycket kravfull i södra och mellersta Sverige. Den hotas främst av skogsavverkning och tycks försvinna efter slutavverkning, markberedning och plantering. I kalkgranskogar verkar arten vara mycket känslig. Granskogar med arten bör formellt skydddas. Blå taggsvamp (NT) är typisk art för </w:t>
+      </w:r>
+      <w:r>
+        <w:rPr>
+          <w:i/>
+        </w:rPr>
+        <w:t>9010 Taiga</w:t>
+      </w:r>
+      <w:r>
+        <w:t xml:space="preserve"> (SLU Artdatabanken, 2024; Nitare &amp; Skogsstyrelsen, 2019).</w:t>
       </w:r>
     </w:p>
     <w:p>
@@ -118,7 +127,16 @@
         <w:t>Corticeus longulus</w:t>
       </w:r>
       <w:r>
-        <w:t xml:space="preserve"> (VU), tallbarksvartbagge (VU), tallgångbagge (VU) och cholodkovskys bastborre (NT). Den mindre märgborrens måsvingeliknande gnaggångar är lätta att känna igen och hittas ofta på grova tallgrenar på marken. Rika förekomster av främst mindre märgborre men även skarptandad barkborre (NT) är en signal för artrikedom och inventeringar har visat att det är i skogar med en naturlig självgallring som det skapas förutsättningar för dessa arter samt de efterföljande åtgärdsprogramsarterna. Tallskogar med stark förekomst av mindre märgborre och skarptandad barkborre bör avsättas som reservat. Generellt bör hänsyn tas vid slutavverkning av talldominerad skog så att avverkningsrester som gren- och toppdelar lämnas (Pettersson, 2014; Hedgren, 2012; Gunnarsson m fl., 1999).</w:t>
+        <w:t xml:space="preserve"> (VU), tallbarksvartbagge (VU), tallgångbagge (VU) och cholodkovskys bastborre (NT). Den mindre märgborrens måsvingeliknande gnaggångar är lätta att känna igen och hittas ofta på grova tallgrenar på marken. Rika förekomster av främst mindre märgborre men även skarptandad barkborre (NT) är en signal för artrikedom och inventeringar har visat att det är i skogar med en naturlig självgallring som det skapas förutsättningar för dessa arter samt de efterföljande åtgärdsprogramsarterna. Tallskogar med stark förekomst av mindre märgborre och skarptandad barkborre bör avsättas som reservat. Generellt bör hänsyn tas vid slutavverkning av talldominerad skog så att avverkningsrester som gren- och toppdelar lämnas. Mindre märgborre är typisk art för </w:t>
+      </w:r>
+      <w:r>
+        <w:rPr>
+          <w:i/>
+        </w:rPr>
+        <w:t>9060 Åsbarrskog</w:t>
+      </w:r>
+      <w:r>
+        <w:t xml:space="preserve"> (Pettersson, 2014; Hedgren, 2012; Gunnarsson m fl., 1999).</w:t>
       </w:r>
     </w:p>
     <w:p>
@@ -168,7 +186,16 @@
     </w:p>
     <w:p>
       <w:r>
-        <w:t>Rika förekomster av främst mindre märgborre men även skarptandad barkborre (NT) är en signal för artrikedom och inventeringar har visat att det är i skogar med en naturlig självgallring som det skapas förutsättningar för dessa arter samt de efterföljande åtgärdsprogramsarterna (Pettersson, 2014; Hedgren, 2012). Tallskogar med stark förekomst av mindre märgborre och skarptandad barkborre bör avsättas som reservat. Generellt bör hänsyn tas vid slutavverkning av talldominerad skog så att avverkningsrester som gren- och toppdelar (s.k. GROT) lämnas (Pettersson, 2014).</w:t>
+        <w:t xml:space="preserve">Rika förekomster av främst mindre märgborre men även skarptandad barkborre (NT) är en signal för artrikedom och inventeringar har visat att det är i skogar med en naturlig självgallring som det skapas förutsättningar för dessa arter samt de efterföljande åtgärdsprogramsarterna (Pettersson, 2014; Hedgren, 2012). Tallskogar med stark förekomst av mindre märgborre och skarptandad barkborre bör avsättas som reservat. Generellt bör hänsyn tas vid slutavverkning av talldominerad skog så att avverkningsrester som gren- och toppdelar (s.k. GROT) lämnas. Mindre märgborre är typisk art för </w:t>
+      </w:r>
+      <w:r>
+        <w:rPr>
+          <w:i/>
+        </w:rPr>
+        <w:t>9060 Åsbarrskog</w:t>
+      </w:r>
+      <w:r>
+        <w:t xml:space="preserve"> (Pettersson, 2014; SLU Artdatabanken, 2024).</w:t>
       </w:r>
     </w:p>
     <w:p>
@@ -279,6 +306,20 @@
     </w:p>
     <w:p>
       <w:r>
+        <w:t xml:space="preserve">SLU Artdatabanken, 2024. </w:t>
+      </w:r>
+      <w:r>
+        <w:rPr>
+          <w:i/>
+        </w:rPr>
+        <w:t xml:space="preserve">Artfaktablad. Naturvård – artfakta. </w:t>
+      </w:r>
+      <w:r>
+        <w:t>SLU Artdatabanken, Uppsala.</w:t>
+      </w:r>
+    </w:p>
+    <w:p>
+      <w:r>
         <w:t xml:space="preserve">Wikars, L.-O., Hansson, J. &amp; Hedgren, O., 2010. </w:t>
       </w:r>
       <w:r>
@@ -433,7 +474,7 @@
     <w:r>
       <w:tab/>
       <w:tab/>
-      <w:t>2026-01-28</w:t>
+      <w:t>2026-01-29</w:t>
       <w:br/>
       <w:br/>
     </w:r>

--- a/tillsyn/A 50461-2025 tillsynsbegäran.docx
+++ b/tillsyn/A 50461-2025 tillsynsbegäran.docx
@@ -474,7 +474,7 @@
     <w:r>
       <w:tab/>
       <w:tab/>
-      <w:t>2026-01-29</w:t>
+      <w:t>2026-01-30</w:t>
       <w:br/>
       <w:br/>
     </w:r>

--- a/tillsyn/A 50461-2025 tillsynsbegäran.docx
+++ b/tillsyn/A 50461-2025 tillsynsbegäran.docx
@@ -474,7 +474,7 @@
     <w:r>
       <w:tab/>
       <w:tab/>
-      <w:t>2026-01-30</w:t>
+      <w:t>2026-01-31</w:t>
       <w:br/>
       <w:br/>
     </w:r>

--- a/tillsyn/A 50461-2025 tillsynsbegäran.docx
+++ b/tillsyn/A 50461-2025 tillsynsbegäran.docx
@@ -474,7 +474,7 @@
     <w:r>
       <w:tab/>
       <w:tab/>
-      <w:t>2026-02-21</w:t>
+      <w:t>2026-02-22</w:t>
       <w:br/>
       <w:br/>
     </w:r>

--- a/tillsyn/A 50461-2025 tillsynsbegäran.docx
+++ b/tillsyn/A 50461-2025 tillsynsbegäran.docx
@@ -474,7 +474,7 @@
     <w:r>
       <w:tab/>
       <w:tab/>
-      <w:t>2026-02-22</w:t>
+      <w:t>2026-02-23</w:t>
       <w:br/>
       <w:br/>
     </w:r>

--- a/tillsyn/A 50461-2025 tillsynsbegäran.docx
+++ b/tillsyn/A 50461-2025 tillsynsbegäran.docx
@@ -474,7 +474,7 @@
     <w:r>
       <w:tab/>
       <w:tab/>
-      <w:t>2026-02-23</w:t>
+      <w:t>2026-02-24</w:t>
       <w:br/>
       <w:br/>
     </w:r>

--- a/tillsyn/A 50461-2025 tillsynsbegäran.docx
+++ b/tillsyn/A 50461-2025 tillsynsbegäran.docx
@@ -474,7 +474,7 @@
     <w:r>
       <w:tab/>
       <w:tab/>
-      <w:t>2026-02-24</w:t>
+      <w:t>2026-02-25</w:t>
       <w:br/>
       <w:br/>
     </w:r>

--- a/tillsyn/A 50461-2025 tillsynsbegäran.docx
+++ b/tillsyn/A 50461-2025 tillsynsbegäran.docx
@@ -474,7 +474,7 @@
     <w:r>
       <w:tab/>
       <w:tab/>
-      <w:t>2026-02-25</w:t>
+      <w:t>2026-02-26</w:t>
       <w:br/>
       <w:br/>
     </w:r>

--- a/tillsyn/A 50461-2025 tillsynsbegäran.docx
+++ b/tillsyn/A 50461-2025 tillsynsbegäran.docx
@@ -474,7 +474,7 @@
     <w:r>
       <w:tab/>
       <w:tab/>
-      <w:t>2026-02-26</w:t>
+      <w:t>2026-02-28</w:t>
       <w:br/>
       <w:br/>
     </w:r>

--- a/tillsyn/A 50461-2025 tillsynsbegäran.docx
+++ b/tillsyn/A 50461-2025 tillsynsbegäran.docx
@@ -474,7 +474,7 @@
     <w:r>
       <w:tab/>
       <w:tab/>
-      <w:t>2026-02-28</w:t>
+      <w:t>2026-03-01</w:t>
       <w:br/>
       <w:br/>
     </w:r>

--- a/tillsyn/A 50461-2025 tillsynsbegäran.docx
+++ b/tillsyn/A 50461-2025 tillsynsbegäran.docx
@@ -474,7 +474,7 @@
     <w:r>
       <w:tab/>
       <w:tab/>
-      <w:t>2026-03-01</w:t>
+      <w:t>2026-03-02</w:t>
       <w:br/>
       <w:br/>
     </w:r>

--- a/tillsyn/A 50461-2025 tillsynsbegäran.docx
+++ b/tillsyn/A 50461-2025 tillsynsbegäran.docx
@@ -474,7 +474,7 @@
     <w:r>
       <w:tab/>
       <w:tab/>
-      <w:t>2026-03-02</w:t>
+      <w:t>2026-03-03</w:t>
       <w:br/>
       <w:br/>
     </w:r>

--- a/tillsyn/A 50461-2025 tillsynsbegäran.docx
+++ b/tillsyn/A 50461-2025 tillsynsbegäran.docx
@@ -474,7 +474,7 @@
     <w:r>
       <w:tab/>
       <w:tab/>
-      <w:t>2026-03-03</w:t>
+      <w:t>2026-03-04</w:t>
       <w:br/>
       <w:br/>
     </w:r>

--- a/tillsyn/A 50461-2025 tillsynsbegäran.docx
+++ b/tillsyn/A 50461-2025 tillsynsbegäran.docx
@@ -474,7 +474,7 @@
     <w:r>
       <w:tab/>
       <w:tab/>
-      <w:t>2026-03-04</w:t>
+      <w:t>2026-03-05</w:t>
       <w:br/>
       <w:br/>
     </w:r>

--- a/tillsyn/A 50461-2025 tillsynsbegäran.docx
+++ b/tillsyn/A 50461-2025 tillsynsbegäran.docx
@@ -474,7 +474,7 @@
     <w:r>
       <w:tab/>
       <w:tab/>
-      <w:t>2026-03-05</w:t>
+      <w:t>2026-03-06</w:t>
       <w:br/>
       <w:br/>
     </w:r>

--- a/tillsyn/A 50461-2025 tillsynsbegäran.docx
+++ b/tillsyn/A 50461-2025 tillsynsbegäran.docx
@@ -474,7 +474,7 @@
     <w:r>
       <w:tab/>
       <w:tab/>
-      <w:t>2026-03-06</w:t>
+      <w:t>2026-03-07</w:t>
       <w:br/>
       <w:br/>
     </w:r>

--- a/tillsyn/A 50461-2025 tillsynsbegäran.docx
+++ b/tillsyn/A 50461-2025 tillsynsbegäran.docx
@@ -474,7 +474,7 @@
     <w:r>
       <w:tab/>
       <w:tab/>
-      <w:t>2026-03-07</w:t>
+      <w:t>2026-03-08</w:t>
       <w:br/>
       <w:br/>
     </w:r>

--- a/tillsyn/A 50461-2025 tillsynsbegäran.docx
+++ b/tillsyn/A 50461-2025 tillsynsbegäran.docx
@@ -474,7 +474,7 @@
     <w:r>
       <w:tab/>
       <w:tab/>
-      <w:t>2026-03-08</w:t>
+      <w:t>2026-03-09</w:t>
       <w:br/>
       <w:br/>
     </w:r>

--- a/tillsyn/A 50461-2025 tillsynsbegäran.docx
+++ b/tillsyn/A 50461-2025 tillsynsbegäran.docx
@@ -474,7 +474,7 @@
     <w:r>
       <w:tab/>
       <w:tab/>
-      <w:t>2026-03-09</w:t>
+      <w:t>2026-03-10</w:t>
       <w:br/>
       <w:br/>
     </w:r>

--- a/tillsyn/A 50461-2025 tillsynsbegäran.docx
+++ b/tillsyn/A 50461-2025 tillsynsbegäran.docx
@@ -474,7 +474,7 @@
     <w:r>
       <w:tab/>
       <w:tab/>
-      <w:t>2026-03-10</w:t>
+      <w:t>2026-03-11</w:t>
       <w:br/>
       <w:br/>
     </w:r>

--- a/tillsyn/A 50461-2025 tillsynsbegäran.docx
+++ b/tillsyn/A 50461-2025 tillsynsbegäran.docx
@@ -474,7 +474,7 @@
     <w:r>
       <w:tab/>
       <w:tab/>
-      <w:t>2026-03-11</w:t>
+      <w:t>2026-03-12</w:t>
       <w:br/>
       <w:br/>
     </w:r>

--- a/tillsyn/A 50461-2025 tillsynsbegäran.docx
+++ b/tillsyn/A 50461-2025 tillsynsbegäran.docx
@@ -474,7 +474,7 @@
     <w:r>
       <w:tab/>
       <w:tab/>
-      <w:t>2026-03-12</w:t>
+      <w:t>2026-03-13</w:t>
       <w:br/>
       <w:br/>
     </w:r>

--- a/tillsyn/A 50461-2025 tillsynsbegäran.docx
+++ b/tillsyn/A 50461-2025 tillsynsbegäran.docx
@@ -474,7 +474,7 @@
     <w:r>
       <w:tab/>
       <w:tab/>
-      <w:t>2026-03-13</w:t>
+      <w:t>2026-03-16</w:t>
       <w:br/>
       <w:br/>
     </w:r>

--- a/tillsyn/A 50461-2025 tillsynsbegäran.docx
+++ b/tillsyn/A 50461-2025 tillsynsbegäran.docx
@@ -474,7 +474,7 @@
     <w:r>
       <w:tab/>
       <w:tab/>
-      <w:t>2026-03-16</w:t>
+      <w:t>2026-03-17</w:t>
       <w:br/>
       <w:br/>
     </w:r>

--- a/tillsyn/A 50461-2025 tillsynsbegäran.docx
+++ b/tillsyn/A 50461-2025 tillsynsbegäran.docx
@@ -474,7 +474,7 @@
     <w:r>
       <w:tab/>
       <w:tab/>
-      <w:t>2026-03-17</w:t>
+      <w:t>2026-03-18</w:t>
       <w:br/>
       <w:br/>
     </w:r>

--- a/tillsyn/A 50461-2025 tillsynsbegäran.docx
+++ b/tillsyn/A 50461-2025 tillsynsbegäran.docx
@@ -474,7 +474,7 @@
     <w:r>
       <w:tab/>
       <w:tab/>
-      <w:t>2026-03-18</w:t>
+      <w:t>2026-03-19</w:t>
       <w:br/>
       <w:br/>
     </w:r>

--- a/tillsyn/A 50461-2025 tillsynsbegäran.docx
+++ b/tillsyn/A 50461-2025 tillsynsbegäran.docx
@@ -474,7 +474,7 @@
     <w:r>
       <w:tab/>
       <w:tab/>
-      <w:t>2026-03-19</w:t>
+      <w:t>2026-03-20</w:t>
       <w:br/>
       <w:br/>
     </w:r>

--- a/tillsyn/A 50461-2025 tillsynsbegäran.docx
+++ b/tillsyn/A 50461-2025 tillsynsbegäran.docx
@@ -474,7 +474,7 @@
     <w:r>
       <w:tab/>
       <w:tab/>
-      <w:t>2026-03-20</w:t>
+      <w:t>2026-03-21</w:t>
       <w:br/>
       <w:br/>
     </w:r>

--- a/tillsyn/A 50461-2025 tillsynsbegäran.docx
+++ b/tillsyn/A 50461-2025 tillsynsbegäran.docx
@@ -474,7 +474,7 @@
     <w:r>
       <w:tab/>
       <w:tab/>
-      <w:t>2026-03-21</w:t>
+      <w:t>2026-03-22</w:t>
       <w:br/>
       <w:br/>
     </w:r>

--- a/tillsyn/A 50461-2025 tillsynsbegäran.docx
+++ b/tillsyn/A 50461-2025 tillsynsbegäran.docx
@@ -474,7 +474,7 @@
     <w:r>
       <w:tab/>
       <w:tab/>
-      <w:t>2026-03-22</w:t>
+      <w:t>2026-03-23</w:t>
       <w:br/>
       <w:br/>
     </w:r>

--- a/tillsyn/A 50461-2025 tillsynsbegäran.docx
+++ b/tillsyn/A 50461-2025 tillsynsbegäran.docx
@@ -474,7 +474,7 @@
     <w:r>
       <w:tab/>
       <w:tab/>
-      <w:t>2026-03-23</w:t>
+      <w:t>2026-03-24</w:t>
       <w:br/>
       <w:br/>
     </w:r>

--- a/tillsyn/A 50461-2025 tillsynsbegäran.docx
+++ b/tillsyn/A 50461-2025 tillsynsbegäran.docx
@@ -474,7 +474,7 @@
     <w:r>
       <w:tab/>
       <w:tab/>
-      <w:t>2026-03-24</w:t>
+      <w:t>2026-03-25</w:t>
       <w:br/>
       <w:br/>
     </w:r>

--- a/tillsyn/A 50461-2025 tillsynsbegäran.docx
+++ b/tillsyn/A 50461-2025 tillsynsbegäran.docx
@@ -474,7 +474,7 @@
     <w:r>
       <w:tab/>
       <w:tab/>
-      <w:t>2026-03-25</w:t>
+      <w:t>2026-03-26</w:t>
       <w:br/>
       <w:br/>
     </w:r>

--- a/tillsyn/A 50461-2025 tillsynsbegäran.docx
+++ b/tillsyn/A 50461-2025 tillsynsbegäran.docx
@@ -474,7 +474,7 @@
     <w:r>
       <w:tab/>
       <w:tab/>
-      <w:t>2026-03-26</w:t>
+      <w:t>2026-03-27</w:t>
       <w:br/>
       <w:br/>
     </w:r>

--- a/tillsyn/A 50461-2025 tillsynsbegäran.docx
+++ b/tillsyn/A 50461-2025 tillsynsbegäran.docx
@@ -474,7 +474,7 @@
     <w:r>
       <w:tab/>
       <w:tab/>
-      <w:t>2026-03-27</w:t>
+      <w:t>2026-03-28</w:t>
       <w:br/>
       <w:br/>
     </w:r>

--- a/tillsyn/A 50461-2025 tillsynsbegäran.docx
+++ b/tillsyn/A 50461-2025 tillsynsbegäran.docx
@@ -474,7 +474,7 @@
     <w:r>
       <w:tab/>
       <w:tab/>
-      <w:t>2026-03-28</w:t>
+      <w:t>2026-03-29</w:t>
       <w:br/>
       <w:br/>
     </w:r>

--- a/tillsyn/A 50461-2025 tillsynsbegäran.docx
+++ b/tillsyn/A 50461-2025 tillsynsbegäran.docx
@@ -474,7 +474,7 @@
     <w:r>
       <w:tab/>
       <w:tab/>
-      <w:t>2026-04-14</w:t>
+      <w:t>2026-04-15</w:t>
       <w:br/>
       <w:br/>
     </w:r>

--- a/tillsyn/A 50461-2025 tillsynsbegäran.docx
+++ b/tillsyn/A 50461-2025 tillsynsbegäran.docx
@@ -474,7 +474,7 @@
     <w:r>
       <w:tab/>
       <w:tab/>
-      <w:t>2026-04-15</w:t>
+      <w:t>2026-04-16</w:t>
       <w:br/>
       <w:br/>
     </w:r>

--- a/tillsyn/A 50461-2025 tillsynsbegäran.docx
+++ b/tillsyn/A 50461-2025 tillsynsbegäran.docx
@@ -474,7 +474,7 @@
     <w:r>
       <w:tab/>
       <w:tab/>
-      <w:t>2026-04-16</w:t>
+      <w:t>2026-04-17</w:t>
       <w:br/>
       <w:br/>
     </w:r>

--- a/tillsyn/A 50461-2025 tillsynsbegäran.docx
+++ b/tillsyn/A 50461-2025 tillsynsbegäran.docx
@@ -474,7 +474,7 @@
     <w:r>
       <w:tab/>
       <w:tab/>
-      <w:t>2026-04-17</w:t>
+      <w:t>2026-04-18</w:t>
       <w:br/>
       <w:br/>
     </w:r>

--- a/tillsyn/A 50461-2025 tillsynsbegäran.docx
+++ b/tillsyn/A 50461-2025 tillsynsbegäran.docx
@@ -474,7 +474,7 @@
     <w:r>
       <w:tab/>
       <w:tab/>
-      <w:t>2026-04-18</w:t>
+      <w:t>2026-04-19</w:t>
       <w:br/>
       <w:br/>
     </w:r>

--- a/tillsyn/A 50461-2025 tillsynsbegäran.docx
+++ b/tillsyn/A 50461-2025 tillsynsbegäran.docx
@@ -474,7 +474,7 @@
     <w:r>
       <w:tab/>
       <w:tab/>
-      <w:t>2026-04-19</w:t>
+      <w:t>2026-04-20</w:t>
       <w:br/>
       <w:br/>
     </w:r>

--- a/tillsyn/A 50461-2025 tillsynsbegäran.docx
+++ b/tillsyn/A 50461-2025 tillsynsbegäran.docx
@@ -474,7 +474,7 @@
     <w:r>
       <w:tab/>
       <w:tab/>
-      <w:t>2026-04-20</w:t>
+      <w:t>2026-04-21</w:t>
       <w:br/>
       <w:br/>
     </w:r>

--- a/tillsyn/A 50461-2025 tillsynsbegäran.docx
+++ b/tillsyn/A 50461-2025 tillsynsbegäran.docx
@@ -474,7 +474,7 @@
     <w:r>
       <w:tab/>
       <w:tab/>
-      <w:t>2026-04-21</w:t>
+      <w:t>2026-04-22</w:t>
       <w:br/>
       <w:br/>
     </w:r>

--- a/tillsyn/A 50461-2025 tillsynsbegäran.docx
+++ b/tillsyn/A 50461-2025 tillsynsbegäran.docx
@@ -474,7 +474,7 @@
     <w:r>
       <w:tab/>
       <w:tab/>
-      <w:t>2026-04-22</w:t>
+      <w:t>2026-04-23</w:t>
       <w:br/>
       <w:br/>
     </w:r>

--- a/tillsyn/A 50461-2025 tillsynsbegäran.docx
+++ b/tillsyn/A 50461-2025 tillsynsbegäran.docx
@@ -474,7 +474,7 @@
     <w:r>
       <w:tab/>
       <w:tab/>
-      <w:t>2026-04-23</w:t>
+      <w:t>2026-04-24</w:t>
       <w:br/>
       <w:br/>
     </w:r>

--- a/tillsyn/A 50461-2025 tillsynsbegäran.docx
+++ b/tillsyn/A 50461-2025 tillsynsbegäran.docx
@@ -474,7 +474,7 @@
     <w:r>
       <w:tab/>
       <w:tab/>
-      <w:t>2026-04-24</w:t>
+      <w:t>2026-04-25</w:t>
       <w:br/>
       <w:br/>
     </w:r>

--- a/tillsyn/A 50461-2025 tillsynsbegäran.docx
+++ b/tillsyn/A 50461-2025 tillsynsbegäran.docx
@@ -474,7 +474,7 @@
     <w:r>
       <w:tab/>
       <w:tab/>
-      <w:t>2026-04-25</w:t>
+      <w:t>2026-04-26</w:t>
       <w:br/>
       <w:br/>
     </w:r>

--- a/tillsyn/A 50461-2025 tillsynsbegäran.docx
+++ b/tillsyn/A 50461-2025 tillsynsbegäran.docx
@@ -474,7 +474,7 @@
     <w:r>
       <w:tab/>
       <w:tab/>
-      <w:t>2026-04-26</w:t>
+      <w:t>2026-04-27</w:t>
       <w:br/>
       <w:br/>
     </w:r>

--- a/tillsyn/A 50461-2025 tillsynsbegäran.docx
+++ b/tillsyn/A 50461-2025 tillsynsbegäran.docx
@@ -474,7 +474,7 @@
     <w:r>
       <w:tab/>
       <w:tab/>
-      <w:t>2026-04-27</w:t>
+      <w:t>2026-04-28</w:t>
       <w:br/>
       <w:br/>
     </w:r>

--- a/tillsyn/A 50461-2025 tillsynsbegäran.docx
+++ b/tillsyn/A 50461-2025 tillsynsbegäran.docx
@@ -474,7 +474,7 @@
     <w:r>
       <w:tab/>
       <w:tab/>
-      <w:t>2026-04-28</w:t>
+      <w:t>2026-04-29</w:t>
       <w:br/>
       <w:br/>
     </w:r>

--- a/tillsyn/A 50461-2025 tillsynsbegäran.docx
+++ b/tillsyn/A 50461-2025 tillsynsbegäran.docx
@@ -474,7 +474,7 @@
     <w:r>
       <w:tab/>
       <w:tab/>
-      <w:t>2026-04-29</w:t>
+      <w:t>2026-04-30</w:t>
       <w:br/>
       <w:br/>
     </w:r>

--- a/tillsyn/A 50461-2025 tillsynsbegäran.docx
+++ b/tillsyn/A 50461-2025 tillsynsbegäran.docx
@@ -474,7 +474,7 @@
     <w:r>
       <w:tab/>
       <w:tab/>
-      <w:t>2026-04-30</w:t>
+      <w:t>2026-05-01</w:t>
       <w:br/>
       <w:br/>
     </w:r>

--- a/tillsyn/A 50461-2025 tillsynsbegäran.docx
+++ b/tillsyn/A 50461-2025 tillsynsbegäran.docx
@@ -474,7 +474,7 @@
     <w:r>
       <w:tab/>
       <w:tab/>
-      <w:t>2026-05-01</w:t>
+      <w:t>2026-05-02</w:t>
       <w:br/>
       <w:br/>
     </w:r>

--- a/tillsyn/A 50461-2025 tillsynsbegäran.docx
+++ b/tillsyn/A 50461-2025 tillsynsbegäran.docx
@@ -474,7 +474,7 @@
     <w:r>
       <w:tab/>
       <w:tab/>
-      <w:t>2026-05-02</w:t>
+      <w:t>2026-05-03</w:t>
       <w:br/>
       <w:br/>
     </w:r>

--- a/tillsyn/A 50461-2025 tillsynsbegäran.docx
+++ b/tillsyn/A 50461-2025 tillsynsbegäran.docx
@@ -474,7 +474,7 @@
     <w:r>
       <w:tab/>
       <w:tab/>
-      <w:t>2026-05-03</w:t>
+      <w:t>2026-05-04</w:t>
       <w:br/>
       <w:br/>
     </w:r>

--- a/tillsyn/A 50461-2025 tillsynsbegäran.docx
+++ b/tillsyn/A 50461-2025 tillsynsbegäran.docx
@@ -474,7 +474,7 @@
     <w:r>
       <w:tab/>
       <w:tab/>
-      <w:t>2026-05-04</w:t>
+      <w:t>2026-05-05</w:t>
       <w:br/>
       <w:br/>
     </w:r>
